--- a/Resume/Mohan Kotni-Python-FullStack Lead.docx
+++ b/Resume/Mohan Kotni-Python-FullStack Lead.docx
@@ -60,48 +60,7 @@
         </w:rPr>
       </w:pPr>
       <w:r>
-        <w:rPr>
-          <w:rStyle w:val="normaltextrun"/>
-          <w:rFonts w:ascii="Arial" w:eastAsia="Arial" w:hAnsi="Arial" w:cs="Arial"/>
-          <w:caps/>
-          <w:color w:val="000000" w:themeColor="text1"/>
-          <w:sz w:val="28"/>
-          <w:szCs w:val="28"/>
-        </w:rPr>
-        <w:t>SR. PYTHON</w:t>
-      </w:r>
-      <w:r>
-        <w:rPr>
-          <w:rStyle w:val="normaltextrun"/>
-          <w:rFonts w:ascii="Arial" w:eastAsia="Arial" w:hAnsi="Arial" w:cs="Arial"/>
-          <w:caps/>
-          <w:color w:val="000000" w:themeColor="text1"/>
-          <w:sz w:val="28"/>
-          <w:szCs w:val="28"/>
-        </w:rPr>
-        <w:t xml:space="preserve"> FULL STACK </w:t>
-      </w:r>
-      <w:r>
-        <w:rPr>
-          <w:rStyle w:val="normaltextrun"/>
-          <w:rFonts w:ascii="Arial" w:eastAsia="Arial" w:hAnsi="Arial" w:cs="Arial"/>
-          <w:caps/>
-          <w:color w:val="000000" w:themeColor="text1"/>
-          <w:sz w:val="28"/>
-          <w:szCs w:val="28"/>
-        </w:rPr>
-        <w:t>DEVELOPER</w:t>
-      </w:r>
-      <w:r>
-        <w:rPr>
-          <w:rStyle w:val="normaltextrun"/>
-          <w:rFonts w:ascii="Arial" w:eastAsia="Arial" w:hAnsi="Arial" w:cs="Arial"/>
-          <w:caps/>
-          <w:color w:val="000000" w:themeColor="text1"/>
-          <w:sz w:val="28"/>
-          <w:szCs w:val="28"/>
-        </w:rPr>
-        <w:t> </w:t>
+        <w:t>Senior Full Stack Engineer</w:t>
       </w:r>
     </w:p>
     <w:p>
@@ -366,99 +325,7 @@
         </w:rPr>
       </w:pPr>
       <w:r>
-        <w:rPr>
-          <w:rFonts w:ascii="Arial" w:hAnsi="Arial" w:cs="Arial"/>
-        </w:rPr>
-        <w:t>​​</w:t>
-      </w:r>
-      <w:r>
-        <w:rPr>
-          <w:rFonts w:ascii="Verdana" w:hAnsi="Verdana" w:cs="Arial"/>
-          <w:color w:val="000000" w:themeColor="text1"/>
-          <w:sz w:val="20"/>
-          <w:szCs w:val="20"/>
-        </w:rPr>
-        <w:t xml:space="preserve">To obtain a challenging </w:t>
-      </w:r>
-      <w:r>
-        <w:rPr>
-          <w:rFonts w:ascii="Verdana" w:hAnsi="Verdana" w:cs="Arial"/>
-          <w:b/>
-          <w:bCs/>
-          <w:color w:val="000000" w:themeColor="text1"/>
-          <w:sz w:val="20"/>
-          <w:szCs w:val="20"/>
-        </w:rPr>
-        <w:t>Python Full Stack Developer</w:t>
-      </w:r>
-      <w:r>
-        <w:rPr>
-          <w:rFonts w:ascii="Verdana" w:hAnsi="Verdana" w:cs="Arial"/>
-          <w:color w:val="000000" w:themeColor="text1"/>
-          <w:sz w:val="20"/>
-          <w:szCs w:val="20"/>
-        </w:rPr>
-        <w:t xml:space="preserve"> position in a dynamic and innovative organization, leveraging my </w:t>
-      </w:r>
-      <w:r>
-        <w:rPr>
-          <w:rFonts w:ascii="Verdana" w:hAnsi="Verdana" w:cs="Arial"/>
-          <w:b/>
-          <w:bCs/>
-          <w:color w:val="000000" w:themeColor="text1"/>
-          <w:sz w:val="20"/>
-          <w:szCs w:val="20"/>
-        </w:rPr>
-        <w:t>1</w:t>
-      </w:r>
-      <w:r>
-        <w:rPr>
-          <w:rFonts w:ascii="Verdana" w:hAnsi="Verdana" w:cs="Arial"/>
-          <w:b/>
-          <w:bCs/>
-          <w:color w:val="000000" w:themeColor="text1"/>
-          <w:sz w:val="20"/>
-          <w:szCs w:val="20"/>
-        </w:rPr>
-        <w:t>3</w:t>
-      </w:r>
-      <w:r>
-        <w:rPr>
-          <w:rFonts w:ascii="Verdana" w:hAnsi="Verdana" w:cs="Arial"/>
-          <w:b/>
-          <w:bCs/>
-          <w:color w:val="000000" w:themeColor="text1"/>
-          <w:sz w:val="20"/>
-          <w:szCs w:val="20"/>
-        </w:rPr>
-        <w:t xml:space="preserve">+ years </w:t>
-      </w:r>
-      <w:r>
-        <w:rPr>
-          <w:rFonts w:ascii="Verdana" w:hAnsi="Verdana" w:cs="Arial"/>
-          <w:color w:val="000000" w:themeColor="text1"/>
-          <w:sz w:val="20"/>
-          <w:szCs w:val="20"/>
-        </w:rPr>
-        <w:t>of experience in designing scalable applications using Python (Django, Flask, FastAPI), modern JavaScript framework</w:t>
-      </w:r>
-      <w:r>
-        <w:rPr>
-          <w:rFonts w:ascii="Verdana" w:hAnsi="Verdana" w:cs="Arial"/>
-          <w:color w:val="000000" w:themeColor="text1"/>
-          <w:sz w:val="20"/>
-          <w:szCs w:val="20"/>
-        </w:rPr>
-        <w:t xml:space="preserve"> </w:t>
-      </w:r>
-      <w:r>
-        <w:rPr>
-          <w:rFonts w:ascii="Verdana" w:hAnsi="Verdana" w:cs="Arial"/>
-          <w:color w:val="000000" w:themeColor="text1"/>
-          <w:sz w:val="20"/>
-          <w:szCs w:val="20"/>
-        </w:rPr>
-        <w:t>Angular, cloud-native architecture, and CI/CD pipelines. I bring deep expertise in building performant APIs, integrating databases, and delivering intuitive front-end experiences in agile environments.</w:t>
+        <w:t>Seeking a Principal Full Stack Engineer position to leverage 18 years of deep expertise in architecting and delivering enterprise applications using Python, Django, FastAPI, React/Angular, and cloud technologies. Demonstrated capability in technical leadership, architectural innovation, and cross-functional team execution.</w:t>
       </w:r>
     </w:p>
     <w:p>
@@ -588,31 +455,7 @@
         </w:rPr>
       </w:pPr>
       <w:r>
-        <w:rPr>
-          <w:rFonts w:ascii="Verdana" w:hAnsi="Verdana" w:cs="Segoe UI"/>
-          <w:color w:val="000000"/>
-          <w:sz w:val="20"/>
-          <w:szCs w:val="20"/>
-        </w:rPr>
-        <w:t>Accomplished Python Full Stack Developer with over 1</w:t>
-      </w:r>
-      <w:r>
-        <w:rPr>
-          <w:rFonts w:ascii="Verdana" w:hAnsi="Verdana" w:cs="Segoe UI"/>
-          <w:color w:val="000000"/>
-          <w:sz w:val="20"/>
-          <w:szCs w:val="20"/>
-        </w:rPr>
-        <w:t>3</w:t>
-      </w:r>
-      <w:r>
-        <w:rPr>
-          <w:rFonts w:ascii="Verdana" w:hAnsi="Verdana" w:cs="Segoe UI"/>
-          <w:color w:val="000000"/>
-          <w:sz w:val="20"/>
-          <w:szCs w:val="20"/>
-        </w:rPr>
-        <w:t>+ years of hands-on experience in designing, developing, and deploying scalable web applications and microservices. Expertise in building RESTful APIs using Django, Flask, and FastAPI, complemented by rich frontend experience using Angular and React. Adept at integrating relational and NoSQL databases (PostgreSQL, MongoDB), deploying apps via Docker, Kubernetes, and CI/CD tools across AWS/GCP cloud environments.</w:t>
+        <w:t>Accomplished Senior Full Stack Engineer with over 18+ years of hands-on experience in designing, developing, and deploying scalable web applications and microservices. Expertise in building RESTful APIs using Django, Flask, and FastAPI, complemented by rich frontend experience using Angular and React. Adept at integrating relational and NoSQL databases (PostgreSQL, MongoDB), deploying apps via Docker, Kubernetes, and CI/CD tools across AWS/GCP cloud environments.</w:t>
       </w:r>
     </w:p>
     <w:p>
